--- a/CoBan/Bài tập.docx
+++ b/CoBan/Bài tập.docx
@@ -41,7 +41,13 @@
         <w:t xml:space="preserve"> trong những bài trước,</w:t>
       </w:r>
       <w:r>
-        <w:t xml:space="preserve"> Viết api CRUD cho customer. B</w:t>
+        <w:t xml:space="preserve"> Viết api CRUD cho customer</w:t>
+      </w:r>
+      <w:r>
+        <w:t xml:space="preserve"> (Yêu cầu validate thông tin đầy đủ, rõ ràng các tầng)</w:t>
+      </w:r>
+      <w:r>
+        <w:t>. B</w:t>
       </w:r>
       <w:r>
         <w:t xml:space="preserve">ổ sung viết thêm API thêm mới, cập nhật, xóa customer theo lô. Yêu cầu </w:t>
@@ -120,6 +126,7 @@
       </w:pPr>
       <w:r>
         <w:rPr>
+          <w:noProof/>
           <w:lang w:val="sv-SE"/>
         </w:rPr>
         <w:drawing>
@@ -213,6 +220,9 @@
         <w:ind w:left="1080"/>
       </w:pPr>
       <w:r>
+        <w:rPr>
+          <w:noProof/>
+        </w:rPr>
         <w:drawing>
           <wp:inline distT="0" distB="0" distL="0" distR="0" wp14:anchorId="6C4E5F46" wp14:editId="7C0DB190">
             <wp:extent cx="5943600" cy="1765935"/>
